--- a/vaporizer-price-study/papers/jatm_response_to_reviewers_R1.docx
+++ b/vaporizer-price-study/papers/jatm_response_to_reviewers_R1.docx
@@ -246,7 +246,7 @@
           <w:rFonts w:ascii="Times New Roman" w:hAnsi="Times New Roman"/>
           <w:sz w:val="24"/>
         </w:rPr>
-        <w:t xml:space="preserve"> We have added an explicit multiple-testing acknowledgment in the Statistical analysis section and in the Discussion. Because trend tests (Spearman, Kendall τ, and quarterly Spearman) were applied to each of three agent types, the probability of at least one nominally significant P value arising under the null is inflated. No formal family-wise correction was applied; P values were interpreted alongside effect magnitude, direction, and consistency across tests. The isolated isoflurane Spearman P=0.044 is therefore not interpreted as evidence of a true trend, and the desflurane finding is supported by consistency across Spearman, Kendall τ, and quarterly median analyses.</w:t>
+        <w:t xml:space="preserve"> We have added an explicit multiple-testing acknowledgment in the Statistical analysis section and in the Discussion. Because trend tests (Spearman, Kendall τ, and quarterly Spearman) were applied to each of three agent types, the probability of nominally significant P values arising under the null is inflated. No formal family-wise correction was applied; P values were interpreted alongside effect magnitude, direction, and consistency across tests. For isoflurane, both Spearman (ρ=-0.09, P=0.044) and Kendall τ (τ=-0.07, P=0.025) tests reached nominal significance at the transaction level, but the quarterly median trend was not significant and effect sizes were small; these isolated P values are therefore interpreted cautiously and not considered evidence of a true trend. The desflurane finding is supported by consistency across Spearman, Kendall τ, and quarterly median analyses.</w:t>
       </w:r>
     </w:p>
     <w:p>

--- a/vaporizer-price-study/papers/jatm_response_to_reviewers_R1.docx
+++ b/vaporizer-price-study/papers/jatm_response_to_reviewers_R1.docx
@@ -14,7 +14,7 @@
           <w:i w:val="0"/>
           <w:sz w:val="24"/>
         </w:rPr>
-        <w:t>13 August 2026</w:t>
+        <w:t>14 August 2026</w:t>
       </w:r>
     </w:p>
     <w:p>
@@ -352,7 +352,7 @@
           <w:i w:val="0"/>
           <w:sz w:val="24"/>
         </w:rPr>
-        <w:t>[Corresponding author name]</w:t>
+        <w:t>Onishi Tatsuki</w:t>
       </w:r>
     </w:p>
     <w:p>
@@ -367,7 +367,7 @@
           <w:i w:val="0"/>
           <w:sz w:val="24"/>
         </w:rPr>
-        <w:t>[Affiliation]</w:t>
+        <w:t>Data Science and AI Innovation Research Promotion Center, Shiga University</w:t>
       </w:r>
     </w:p>
     <w:p>
@@ -382,7 +382,7 @@
           <w:i w:val="0"/>
           <w:sz w:val="24"/>
         </w:rPr>
-        <w:t>Email: [email]</w:t>
+        <w:t>E-mail: bougtoir@gmail.com</w:t>
       </w:r>
     </w:p>
     <w:sectPr>
